--- a/2.3_Выбор_оборудования.docx
+++ b/2.3_Выбор_оборудования.docx
@@ -21,7 +21,7 @@
         <w:ind w:firstLine="709"/>
       </w:pPr>
       <w:r>
-        <w:t>Формирование технологической конфигурации предприятия основывается на принципе минимальной достаточности: в инвестиционный бюджет включается только то оборудование, которое необходимо для реализации полного производственного цикла, описанного в параграфе 2.2, при обеспечении плановой мощности 8 000-10 000 м2 в год. Избыточное расширение парка оборудования на стартовом этапе ведёт к неоправданному росту капитальных затрат и увеличивает срок окупаемости проекта [5].</w:t>
+        <w:t>Формирование технологической конфигурации предприятия основывается на принципе минимальной достаточности: в инвестиционный бюджет включается только то оборудование, которое необходимо для реализации полного производственного цикла при обеспечении плановой мощности 8 000-10 000 м2 в год [5].</w:t>
       </w:r>
     </w:p>
     <w:p>
@@ -30,7 +30,7 @@
         <w:ind w:firstLine="709"/>
       </w:pPr>
       <w:r>
-        <w:t>Основным формующим оборудованием линии является вибропресс. На российском рынке представлено несколько серий вибропрессов отечественного производства, различающихся по производительности, степени автоматизации и стоимости. Для целей обоснованного выбора в таблице 2.6 приведено сравнение трёх моделей производства ООО «Стройтехника» (торговая марка «Рифей»), охватывающих диапазон от компактных установок до высокопроизводительных линий [28].</w:t>
+        <w:t>Основным формующим оборудованием линии является вибропресс. Для обоснованного выбора в таблице 2.6 приведено сравнение трёх моделей производства ООО «Стройтехника» (торговая марка «Рифей») [28].</w:t>
       </w:r>
     </w:p>
     <w:p>
@@ -404,72 +404,6 @@
               <w:rPr>
                 <w:sz w:val="20"/>
               </w:rPr>
-              <w:t>Масса, кг</w:t>
-            </w:r>
-          </w:p>
-        </w:tc>
-        <w:tc>
-          <w:tcPr>
-            <w:tcW w:type="dxa" w:w="2160"/>
-          </w:tcPr>
-          <w:p>
-            <w:pPr>
-              <w:jc w:val="center"/>
-            </w:pPr>
-            <w:r>
-              <w:rPr>
-                <w:sz w:val="20"/>
-              </w:rPr>
-              <w:t>1 200</w:t>
-            </w:r>
-          </w:p>
-        </w:tc>
-        <w:tc>
-          <w:tcPr>
-            <w:tcW w:type="dxa" w:w="2160"/>
-          </w:tcPr>
-          <w:p>
-            <w:pPr>
-              <w:jc w:val="center"/>
-            </w:pPr>
-            <w:r>
-              <w:rPr>
-                <w:sz w:val="20"/>
-              </w:rPr>
-              <w:t>2 800</w:t>
-            </w:r>
-          </w:p>
-        </w:tc>
-        <w:tc>
-          <w:tcPr>
-            <w:tcW w:type="dxa" w:w="2160"/>
-          </w:tcPr>
-          <w:p>
-            <w:pPr>
-              <w:jc w:val="center"/>
-            </w:pPr>
-            <w:r>
-              <w:rPr>
-                <w:sz w:val="20"/>
-              </w:rPr>
-              <w:t>8 500</w:t>
-            </w:r>
-          </w:p>
-        </w:tc>
-      </w:tr>
-      <w:tr>
-        <w:tc>
-          <w:tcPr>
-            <w:tcW w:type="dxa" w:w="2160"/>
-          </w:tcPr>
-          <w:p>
-            <w:pPr>
-              <w:jc w:val="center"/>
-            </w:pPr>
-            <w:r>
-              <w:rPr>
-                <w:sz w:val="20"/>
-              </w:rPr>
               <w:t>Целевой масштаб</w:t>
             </w:r>
           </w:p>
@@ -523,72 +457,6 @@
           </w:p>
         </w:tc>
       </w:tr>
-      <w:tr>
-        <w:tc>
-          <w:tcPr>
-            <w:tcW w:type="dxa" w:w="2160"/>
-          </w:tcPr>
-          <w:p>
-            <w:pPr>
-              <w:jc w:val="center"/>
-            </w:pPr>
-            <w:r>
-              <w:rPr>
-                <w:sz w:val="20"/>
-              </w:rPr>
-              <w:t>Уровень автоматизации</w:t>
-            </w:r>
-          </w:p>
-        </w:tc>
-        <w:tc>
-          <w:tcPr>
-            <w:tcW w:type="dxa" w:w="2160"/>
-          </w:tcPr>
-          <w:p>
-            <w:pPr>
-              <w:jc w:val="center"/>
-            </w:pPr>
-            <w:r>
-              <w:rPr>
-                <w:sz w:val="20"/>
-              </w:rPr>
-              <w:t>Полуавтомат, пульт</w:t>
-            </w:r>
-          </w:p>
-        </w:tc>
-        <w:tc>
-          <w:tcPr>
-            <w:tcW w:type="dxa" w:w="2160"/>
-          </w:tcPr>
-          <w:p>
-            <w:pPr>
-              <w:jc w:val="center"/>
-            </w:pPr>
-            <w:r>
-              <w:rPr>
-                <w:sz w:val="20"/>
-              </w:rPr>
-              <w:t>Автомат, ПЛК</w:t>
-            </w:r>
-          </w:p>
-        </w:tc>
-        <w:tc>
-          <w:tcPr>
-            <w:tcW w:type="dxa" w:w="2160"/>
-          </w:tcPr>
-          <w:p>
-            <w:pPr>
-              <w:jc w:val="center"/>
-            </w:pPr>
-            <w:r>
-              <w:rPr>
-                <w:sz w:val="20"/>
-              </w:rPr>
-              <w:t>Полный автомат, SCADA</w:t>
-            </w:r>
-          </w:p>
-        </w:tc>
-      </w:tr>
     </w:tbl>
     <w:p/>
     <w:p>
@@ -597,7 +465,7 @@
         <w:ind w:firstLine="709"/>
       </w:pPr>
       <w:r>
-        <w:t>Для проектируемого предприятия выбран вибропресс Рифей-Кондор БН.350.300/3,5 стоимостью 1 512 000 рублей [28]. Обоснование данного выбора определяется следующими факторами:</w:t>
+        <w:t>Для проектируемого предприятия выбран вибропресс Рифей-Кондор БН.350.300/3,5 стоимостью 1 512 000 рублей [28]. Обоснование выбора: эффективная годовая мощность 10 800 м2 превышает плановый объём третьего года (10 000 м2); умеренная стоимость позволяет реализовать проект исключительно за счёт собственных средств учредителей (7 000 000 рублей) без привлечения заёмного финансирования; компактные габариты и масса (1 200 кг); установленная мощность 13 кВт; производство в РФ (г. Златоуст) исключает валютные риски [28].</w:t>
       </w:r>
     </w:p>
     <w:p>
@@ -606,7 +474,7 @@
         <w:ind w:firstLine="709"/>
       </w:pPr>
       <w:r>
-        <w:t>- соразмерность производительности и планового спроса: при паспортной производительности 9 м2/ч и режиме работы в одну смену (8 часов, 250 рабочих дней в год) с коэффициентом использования оборудования 0,60 эффективная годовая мощность составляет около 10 800 м2, что превышает плановый объём выпуска третьего года (9 000 м2) и обеспечивает запас мощности порядка 20 процентов;</w:t>
+        <w:t>Вторым элементом линии является бетоносмеситель ZZBO БП-2Г-375 (объём замеса 250 л, мощность 11 кВт, стоимость 1 006 866 рублей) [28].</w:t>
       </w:r>
     </w:p>
     <w:p>
@@ -615,61 +483,7 @@
         <w:ind w:firstLine="709"/>
       </w:pPr>
       <w:r>
-        <w:t>- умеренная стоимость, позволяющая сохранить общий бюджет CAPEX в пределах 6-8 млн рублей и не перегружать проект заёмным финансированием;</w:t>
-      </w:r>
-    </w:p>
-    <w:p>
-      <w:pPr>
-        <w:spacing w:line="360" w:lineRule="auto"/>
-        <w:ind w:firstLine="709"/>
-      </w:pPr>
-      <w:r>
-        <w:t>- компактные габариты и масса (1 200 кг), что снижает требования к грузоподъёмности кран-балки и площади цеха;</w:t>
-      </w:r>
-    </w:p>
-    <w:p>
-      <w:pPr>
-        <w:spacing w:line="360" w:lineRule="auto"/>
-        <w:ind w:firstLine="709"/>
-      </w:pPr>
-      <w:r>
-        <w:t>- установленная мощность 13 кВт - линия может работать от стандартного трёхфазного подключения 380 В без необходимости дорогостоящего увеличения выделенной электрической мощности;</w:t>
-      </w:r>
-    </w:p>
-    <w:p>
-      <w:pPr>
-        <w:spacing w:line="360" w:lineRule="auto"/>
-        <w:ind w:firstLine="709"/>
-      </w:pPr>
-      <w:r>
-        <w:t>- ремонтопригодность и доступность запасных частей: оборудование производится в Российской Федерации (г. Златоуст), что исключает валютные и логистические риски при сервисном обслуживании [28];</w:t>
-      </w:r>
-    </w:p>
-    <w:p>
-      <w:pPr>
-        <w:spacing w:line="360" w:lineRule="auto"/>
-        <w:ind w:firstLine="709"/>
-      </w:pPr>
-      <w:r>
-        <w:t>- возможность модернизации: при росте спроса предприятие может перейти на двухсменный режим работы, что увеличит годовую мощность до 21 600 м2 без приобретения дополнительного пресса.</w:t>
-      </w:r>
-    </w:p>
-    <w:p>
-      <w:pPr>
-        <w:spacing w:line="360" w:lineRule="auto"/>
-        <w:ind w:firstLine="709"/>
-      </w:pPr>
-      <w:r>
-        <w:t>Вторым по значимости элементом линии является бетоносмеситель. Как отмечалось в параграфе 2.2, для жёстких смесей с В/Ц = 0,36-0,40 требуется принудительный смеситель. Для проектируемого предприятия выбран двухвальный смеситель ZZBO БП-2Г-375 с объёмом готового замеса 250 литров и установленной мощностью 11 кВт, стоимостью 1 006 866 рублей [28]. Данная ёмкость обеспечивает приготовление одного замеса за 60-90 секунд; при цикле формования вибропресса 15-20 секунд ёмкость бункера в 2-3 замеса позволяет организовать непрерывную работу без простоев пресса.</w:t>
-      </w:r>
-    </w:p>
-    <w:p>
-      <w:pPr>
-        <w:spacing w:line="360" w:lineRule="auto"/>
-        <w:ind w:firstLine="709"/>
-      </w:pPr>
-      <w:r>
-        <w:t>Помимо основного формующего и смесительного оборудования, для организации полного технологического цикла необходим комплекс вспомогательных средств. Перечень вспомогательного оборудования и его ориентировочная стоимость представлены в таблице 2.7.</w:t>
+        <w:t>Перечень вспомогательного оборудования представлен в таблице 2.7.</w:t>
       </w:r>
     </w:p>
     <w:p>
@@ -762,7 +576,7 @@
                 <w:b/>
                 <w:sz w:val="20"/>
               </w:rPr>
-              <w:t>Цена за ед., руб.</w:t>
+              <w:t>Цена, руб.</w:t>
             </w:r>
           </w:p>
         </w:tc>
@@ -813,7 +627,7 @@
               <w:rPr>
                 <w:sz w:val="20"/>
               </w:rPr>
-              <w:t>Конвейер ленточный (подача смеси)</w:t>
+              <w:t>Конвейер ленточный</w:t>
             </w:r>
           </w:p>
         </w:tc>
@@ -977,7 +791,7 @@
               <w:rPr>
                 <w:sz w:val="20"/>
               </w:rPr>
-              <w:t>Поддоны производственные (500x500)</w:t>
+              <w:t>Поддоны (500x500 мм)</w:t>
             </w:r>
           </w:p>
         </w:tc>
@@ -993,7 +807,7 @@
               <w:rPr>
                 <w:sz w:val="20"/>
               </w:rPr>
-              <w:t>500 шт.</w:t>
+              <w:t>500</w:t>
             </w:r>
           </w:p>
         </w:tc>
@@ -1059,7 +873,7 @@
               <w:rPr>
                 <w:sz w:val="20"/>
               </w:rPr>
-              <w:t>Кран-балка подвесная (2 т)</w:t>
+              <w:t>Кран-балка (2 т)</w:t>
             </w:r>
           </w:p>
         </w:tc>
@@ -1223,7 +1037,7 @@
               <w:rPr>
                 <w:sz w:val="20"/>
               </w:rPr>
-              <w:t>Тележки гидравлические (2,5 т)</w:t>
+              <w:t>Тележки гидравлические</w:t>
             </w:r>
           </w:p>
         </w:tc>
@@ -1305,7 +1119,7 @@
               <w:rPr>
                 <w:sz w:val="20"/>
               </w:rPr>
-              <w:t>Стеллажи для выдержки (ярусные)</w:t>
+              <w:t>Стеллажи ярусные</w:t>
             </w:r>
           </w:p>
         </w:tc>
@@ -1469,7 +1283,7 @@
               <w:rPr>
                 <w:sz w:val="20"/>
               </w:rPr>
-              <w:t>Система аспирации (пылеудаление)</w:t>
+              <w:t>Система аспирации</w:t>
             </w:r>
           </w:p>
         </w:tc>
@@ -1551,7 +1365,7 @@
               <w:rPr>
                 <w:sz w:val="20"/>
               </w:rPr>
-              <w:t>Электрощитовая (ВРУ, автоматы, кабели)</w:t>
+              <w:t>Электрощитовая</w:t>
             </w:r>
           </w:p>
         </w:tc>
@@ -1633,7 +1447,7 @@
               <w:rPr>
                 <w:sz w:val="20"/>
               </w:rPr>
-              <w:t>Ручной инструмент, оснастка, ЗИП</w:t>
+              <w:t>Инструмент, оснастка, ЗИП</w:t>
             </w:r>
           </w:p>
         </w:tc>
@@ -1714,7 +1528,7 @@
               <w:rPr>
                 <w:sz w:val="20"/>
               </w:rPr>
-              <w:t>ИТОГО вспомогательное</w:t>
+              <w:t>ИТОГО</w:t>
             </w:r>
           </w:p>
         </w:tc>
@@ -1773,7 +1587,7 @@
         <w:ind w:firstLine="709"/>
       </w:pPr>
       <w:r>
-        <w:t>Суммарная стоимость основного оборудования (вибропресс и смеситель) составляет 2 518 866 рублей; вспомогательного - 2 324 000 рублей. Общие затраты на оборудование - 4 842 866 рублей. С учётом доставки, монтажа и пусконаладочных работ (200 000 рублей) итоговая сумма капитальных вложений в оборудование составляет около 5 043 000 рублей [28].</w:t>
+        <w:t>Итого затраты на оборудование: основное 2 518 866 руб. + вспомогательное 2 324 000 руб. + доставка и монтаж 200 000 руб. = 5 042 866 рублей [28].</w:t>
       </w:r>
     </w:p>
     <w:p>
@@ -1782,7 +1596,7 @@
         <w:ind w:firstLine="709"/>
       </w:pPr>
       <w:r>
-        <w:t>Отдельного внимания заслуживает вопрос электроснабжения. Суммарная установленная мощность основного и вспомогательного оборудования представлена в таблице 2.8.</w:t>
+        <w:t>Источником финансирования являются собственные средства учредителей — 7 000 000 рублей (два взноса по 3 500 000 рублей). Разница (около 1 957 000 рублей) направляется на формирование оборотного капитала: закупку первой партии сырья, оплату аренды за первые месяцы и покрытие текущих расходов в период выхода на проектную мощность. Привлечение заёмного финансирования не предусматривается, что исключает риск кассовых разрывов, связанных с обслуживанием кредита.</w:t>
       </w:r>
     </w:p>
     <w:p>
@@ -1794,7 +1608,7 @@
         <w:rPr>
           <w:sz w:val="24"/>
         </w:rPr>
-        <w:t>Таблица 2.8 - Электрическая нагрузка производственной линии</w:t>
+        <w:t>Таблица 2.8 - Электрическая нагрузка линии</w:t>
       </w:r>
     </w:p>
     <w:tbl>
@@ -2094,7 +1908,7 @@
               <w:rPr>
                 <w:sz w:val="20"/>
               </w:rPr>
-              <w:t>ИТОГО установленная</w:t>
+              <w:t>ИТОГО</w:t>
             </w:r>
           </w:p>
         </w:tc>
@@ -2128,7 +1942,7 @@
               <w:rPr>
                 <w:sz w:val="20"/>
               </w:rPr>
-              <w:t>С учётом Кс=0,7 (коэф. спроса)</w:t>
+              <w:t>С учётом Кс=0,7</w:t>
             </w:r>
           </w:p>
         </w:tc>
@@ -2157,7 +1971,7 @@
         <w:ind w:firstLine="709"/>
       </w:pPr>
       <w:r>
-        <w:t>Для нормального функционирования линии необходимо трёхфазное электроснабжение напряжением 380 В с выделенной мощностью не менее 50 кВт (с учётом пусковых токов и резерва). Данное требование является обязательным при выборе производственного помещения [28].</w:t>
+        <w:t>Для функционирования линии необходимо трёхфазное электроснабжение 380 В с выделенной мощностью не менее 50 кВт [28]. Парогенератор и камера ТВО на начальном этапе не приобретаются (стоимость ~2 520 000 руб.); применяется режим естественного твердения 7-14 суток.</w:t>
       </w:r>
     </w:p>
     <w:p>
@@ -2166,38 +1980,7 @@
         <w:ind w:firstLine="709"/>
       </w:pPr>
       <w:r>
-        <w:t>На начальном этапе из бюджета исключены парогенератор и камера тепловлажностной обработки. Стоимость парогенератора промышленного класса МКД-900 составляет 2 520 000 рублей [28], что увеличило бы CAPEX на 35-40 процентов. При режиме естественного твердения (7-14 суток) потребность в оборотном фонде поддонов решается за счёт их достаточного количества (500 штук). Переход на ускоренный режим возможен на втором-третьем году после подтверждения устойчивого спроса.</w:t>
-      </w:r>
-    </w:p>
-    <w:p>
-      <w:pPr>
-        <w:spacing w:line="360" w:lineRule="auto"/>
-        <w:ind w:firstLine="709"/>
-      </w:pPr>
-      <w:r>
-        <w:t>Таким образом, выбранная конфигурация оборудования обеспечивает реализацию полного технологического цикла при суммарных капитальных затратах около 5,04 млн рублей. Линия рассчитана на годовой объём до 10 800 м2 в одну смену, что соответствует плановой потребности проекта и обеспечивает запас мощности для наращивания объёмов. Производственная программа рассматривается в параграфе 2.4.</w:t>
-      </w:r>
-    </w:p>
-    <w:p/>
-    <w:p>
-      <w:pPr>
-        <w:ind w:firstLine="0"/>
-      </w:pPr>
-      <w:r>
-        <w:rPr>
-          <w:b/>
-          <w:sz w:val="24"/>
-        </w:rPr>
-        <w:t>НОВЫЕ ИСТОЧНИКИ (добавить в список литературы):</w:t>
-      </w:r>
-    </w:p>
-    <w:p>
-      <w:pPr>
-        <w:spacing w:line="240" w:lineRule="auto"/>
-        <w:ind w:firstLine="0"/>
-      </w:pPr>
-      <w:r>
-        <w:t>[28] ООО «Стройтехника». Прайс-лист на вибропрессы и смесительное оборудование серии «Рифей» / Официальный сайт. - Текст: электронный. - URL: https://v-press.ru/payment/price/ (дата обращения: 12.05.2026).</w:t>
+        <w:t>Таким образом, выбранная конфигурация обеспечивает полный технологический цикл при CAPEX около 5,04 млн рублей, финансируемых из собственных средств. Линия рассчитана на 10 800 м2/год в одну смену. Производственная программа рассматривается в параграфе 2.4.</w:t>
       </w:r>
     </w:p>
     <w:sectPr>

--- a/2.3_Выбор_оборудования.docx
+++ b/2.3_Выбор_оборудования.docx
@@ -30,7 +30,7 @@
         <w:ind w:firstLine="709"/>
       </w:pPr>
       <w:r>
-        <w:t>Основным формующим оборудованием линии является вибропресс. Для обоснованного выбора в таблице 2.6 приведено сравнение трёх моделей производства ООО «Стройтехника» (торговая марка «Рифей») [28].</w:t>
+        <w:t>Основным формующим оборудованием линии является вибропресс. Для обоснованного выбора в таблице 2.6 приведено сравнение трёх моделей серии «Рифей» [28].</w:t>
       </w:r>
     </w:p>
     <w:p>
@@ -338,7 +338,7 @@
               <w:rPr>
                 <w:sz w:val="20"/>
               </w:rPr>
-              <w:t>Годовая мощность (1 смена, КИО=0,6)</w:t>
+              <w:t>Годовая мощность (КИО=0,6)</w:t>
             </w:r>
           </w:p>
         </w:tc>
@@ -420,7 +420,7 @@
               <w:rPr>
                 <w:sz w:val="20"/>
               </w:rPr>
-              <w:t>Малое предприятие</w:t>
+              <w:t>Малое</w:t>
             </w:r>
           </w:p>
         </w:tc>
@@ -436,7 +436,7 @@
               <w:rPr>
                 <w:sz w:val="20"/>
               </w:rPr>
-              <w:t>Среднее предприятие</w:t>
+              <w:t>Среднее</w:t>
             </w:r>
           </w:p>
         </w:tc>
@@ -452,7 +452,7 @@
               <w:rPr>
                 <w:sz w:val="20"/>
               </w:rPr>
-              <w:t>Крупное производство</w:t>
+              <w:t>Крупное</w:t>
             </w:r>
           </w:p>
         </w:tc>
@@ -465,7 +465,7 @@
         <w:ind w:firstLine="709"/>
       </w:pPr>
       <w:r>
-        <w:t>Для проектируемого предприятия выбран вибропресс Рифей-Кондор БН.350.300/3,5 стоимостью 1 512 000 рублей [28]. Обоснование выбора: эффективная годовая мощность 10 800 м2 превышает плановый объём третьего года (10 000 м2); умеренная стоимость позволяет реализовать проект исключительно за счёт собственных средств учредителей (7 000 000 рублей) без привлечения заёмного финансирования; компактные габариты и масса (1 200 кг); установленная мощность 13 кВт; производство в РФ (г. Златоуст) исключает валютные риски [28].</w:t>
+        <w:t>Выбран вибропресс Рифей-Кондор БН.350.300/3,5 (1 512 000 руб.) [28]. Обоснование: эффективная мощность 10 800 м2/год; умеренная стоимость; масса 1 200 кг; мощность 13 кВт; производство в РФ (г. Златоуст); возможность двухсменного режима (до 21 600 м2/год).</w:t>
       </w:r>
     </w:p>
     <w:p>
@@ -474,16 +474,7 @@
         <w:ind w:firstLine="709"/>
       </w:pPr>
       <w:r>
-        <w:t>Вторым элементом линии является бетоносмеситель ZZBO БП-2Г-375 (объём замеса 250 л, мощность 11 кВт, стоимость 1 006 866 рублей) [28].</w:t>
-      </w:r>
-    </w:p>
-    <w:p>
-      <w:pPr>
-        <w:spacing w:line="360" w:lineRule="auto"/>
-        <w:ind w:firstLine="709"/>
-      </w:pPr>
-      <w:r>
-        <w:t>Перечень вспомогательного оборудования представлен в таблице 2.7.</w:t>
+        <w:t>Бетоносмеситель ZZBO БП-2Г-375 (250 л, 11 кВт, 1 006 866 руб.) [28].</w:t>
       </w:r>
     </w:p>
     <w:p>
@@ -791,7 +782,7 @@
               <w:rPr>
                 <w:sz w:val="20"/>
               </w:rPr>
-              <w:t>Поддоны (500x500 мм)</w:t>
+              <w:t>Поддоны (500x500)</w:t>
             </w:r>
           </w:p>
         </w:tc>
@@ -1447,7 +1438,7 @@
               <w:rPr>
                 <w:sz w:val="20"/>
               </w:rPr>
-              <w:t>Инструмент, оснастка, ЗИП</w:t>
+              <w:t>Инструмент, ЗИП</w:t>
             </w:r>
           </w:p>
         </w:tc>
@@ -1587,7 +1578,7 @@
         <w:ind w:firstLine="709"/>
       </w:pPr>
       <w:r>
-        <w:t>Итого затраты на оборудование: основное 2 518 866 руб. + вспомогательное 2 324 000 руб. + доставка и монтаж 200 000 руб. = 5 042 866 рублей [28].</w:t>
+        <w:t>Итого оборудование: 2 518 866 + 2 324 000 + 200 000 (монтаж) = 5 042 866 руб. [28].</w:t>
       </w:r>
     </w:p>
     <w:p>
@@ -1596,7 +1587,7 @@
         <w:ind w:firstLine="709"/>
       </w:pPr>
       <w:r>
-        <w:t>Источником финансирования являются собственные средства учредителей — 7 000 000 рублей (два взноса по 3 500 000 рублей). Разница (около 1 957 000 рублей) направляется на формирование оборотного капитала: закупку первой партии сырья, оплату аренды за первые месяцы и покрытие текущих расходов в период выхода на проектную мощность. Привлечение заёмного финансирования не предусматривается, что исключает риск кассовых разрывов, связанных с обслуживанием кредита.</w:t>
+        <w:t>Финансирование осуществляется из двух источников. Собственные средства учредителей — 7 000 000 рублей (два взноса по 3 500 000). Дополнительно привлекается банковский кредит 5 000 000 рублей на 36 месяцев под 10% годовых с льготным периодом 12 месяцев (в первый год выплачиваются только проценты, погашение основного долга — с 13-го месяца) [5]. Общий объём финансирования 12 000 000 рублей покрывает CAPEX, подготовку помещения, формирование оборотного капитала и обеспечивает резерв ликвидности.</w:t>
       </w:r>
     </w:p>
     <w:p>
@@ -1670,7 +1661,7 @@
               <w:rPr>
                 <w:sz w:val="20"/>
               </w:rPr>
-              <w:t>Вибропресс Рифей-Кондор</w:t>
+              <w:t>Вибропресс</w:t>
             </w:r>
           </w:p>
         </w:tc>
@@ -1704,7 +1695,7 @@
               <w:rPr>
                 <w:sz w:val="20"/>
               </w:rPr>
-              <w:t>Бетоносмеситель БП-2Г-375</w:t>
+              <w:t>Бетоносмеситель</w:t>
             </w:r>
           </w:p>
         </w:tc>
@@ -1738,7 +1729,7 @@
               <w:rPr>
                 <w:sz w:val="20"/>
               </w:rPr>
-              <w:t>Конвейер ленточный</w:t>
+              <w:t>Конвейер</w:t>
             </w:r>
           </w:p>
         </w:tc>
@@ -1840,7 +1831,7 @@
               <w:rPr>
                 <w:sz w:val="20"/>
               </w:rPr>
-              <w:t>Система аспирации</w:t>
+              <w:t>Аспирация</w:t>
             </w:r>
           </w:p>
         </w:tc>
@@ -1874,7 +1865,7 @@
               <w:rPr>
                 <w:sz w:val="20"/>
               </w:rPr>
-              <w:t>Освещение, розетки, АСУ ТП</w:t>
+              <w:t>Освещение, АСУ ТП</w:t>
             </w:r>
           </w:p>
         </w:tc>
@@ -1942,7 +1933,7 @@
               <w:rPr>
                 <w:sz w:val="20"/>
               </w:rPr>
-              <w:t>С учётом Кс=0,7</w:t>
+              <w:t>С Кс=0,7</w:t>
             </w:r>
           </w:p>
         </w:tc>
@@ -1971,7 +1962,7 @@
         <w:ind w:firstLine="709"/>
       </w:pPr>
       <w:r>
-        <w:t>Для функционирования линии необходимо трёхфазное электроснабжение 380 В с выделенной мощностью не менее 50 кВт [28]. Парогенератор и камера ТВО на начальном этапе не приобретаются (стоимость ~2 520 000 руб.); применяется режим естественного твердения 7-14 суток.</w:t>
+        <w:t>Необходимо трёхфазное электроснабжение 380 В, не менее 50 кВт [28]. Парогенератор (2 520 000 руб.) на старте не приобретается; применяется естественное твердение 7-14 суток.</w:t>
       </w:r>
     </w:p>
     <w:p>
@@ -1980,7 +1971,7 @@
         <w:ind w:firstLine="709"/>
       </w:pPr>
       <w:r>
-        <w:t>Таким образом, выбранная конфигурация обеспечивает полный технологический цикл при CAPEX около 5,04 млн рублей, финансируемых из собственных средств. Линия рассчитана на 10 800 м2/год в одну смену. Производственная программа рассматривается в параграфе 2.4.</w:t>
+        <w:t>Выбранная конфигурация обеспечивает полный цикл при CAPEX ~5,04 млн руб. Совокупное финансирование (7 млн собственных + 5 млн кредит) покрывает оборудование и оборотный капитал. Мощность линии — до 10 800 м2/год.</w:t>
       </w:r>
     </w:p>
     <w:sectPr>
